--- a/_Лисенков/О.С. Плешевеня/Устройства контактирующие (адаптеры)/Фото гнезд адаптера.docx
+++ b/_Лисенков/О.С. Плешевеня/Устройства контактирующие (адаптеры)/Фото гнезд адаптера.docx
@@ -6,97 +6,114 @@
       <w:pPr>
         <w:ind w:firstLine="0"/>
         <w:rPr>
-          <w:lang w:val="en-US"/>
-        </w:rPr>
-      </w:pPr>
-      <w:proofErr w:type="gramStart"/>
-      <w:r>
-        <w:rPr>
           <w:b/>
           <w:sz w:val="32"/>
           <w:szCs w:val="32"/>
-          <w:lang w:val="en-US"/>
-        </w:rPr>
-        <w:t>PD1500A</w:t>
-      </w:r>
-      <w:r>
-        <w:rPr>
-          <w:b/>
-          <w:lang w:val="en-US"/>
-        </w:rPr>
-        <w:t xml:space="preserve"> </w:t>
-      </w:r>
-      <w:r>
-        <w:rPr>
-          <w:lang w:val="en-US"/>
-        </w:rPr>
-        <w:t xml:space="preserve"> </w:t>
-      </w:r>
-      <w:r>
-        <w:rPr>
-          <w:sz w:val="32"/>
-          <w:szCs w:val="32"/>
-          <w:lang w:val="en-US"/>
-        </w:rPr>
-        <w:t>Dynamic</w:t>
-      </w:r>
-      <w:proofErr w:type="gramEnd"/>
-      <w:r>
-        <w:rPr>
-          <w:sz w:val="32"/>
-          <w:szCs w:val="32"/>
-          <w:lang w:val="en-US"/>
-        </w:rPr>
-        <w:t xml:space="preserve"> Power Device Analyzer/Double-Pulse Tester for discrete IGBT, </w:t>
-      </w:r>
-      <w:proofErr w:type="spellStart"/>
-      <w:r>
-        <w:rPr>
-          <w:sz w:val="32"/>
-          <w:szCs w:val="32"/>
-          <w:lang w:val="en-US"/>
-        </w:rPr>
-        <w:t>SiC</w:t>
-      </w:r>
-      <w:proofErr w:type="spellEnd"/>
-      <w:r>
-        <w:rPr>
-          <w:sz w:val="32"/>
-          <w:szCs w:val="32"/>
-          <w:lang w:val="en-US"/>
-        </w:rPr>
-        <w:t xml:space="preserve">, and </w:t>
-      </w:r>
-      <w:proofErr w:type="spellStart"/>
-      <w:r>
-        <w:rPr>
-          <w:sz w:val="32"/>
-          <w:szCs w:val="32"/>
-          <w:lang w:val="en-US"/>
-        </w:rPr>
-        <w:t>GaN</w:t>
-      </w:r>
-      <w:proofErr w:type="spellEnd"/>
-      <w:r>
-        <w:rPr>
-          <w:sz w:val="32"/>
-          <w:szCs w:val="32"/>
-          <w:lang w:val="en-US"/>
-        </w:rPr>
-        <w:t xml:space="preserve"> devices</w:t>
-      </w:r>
-      <w:r>
-        <w:rPr>
-          <w:sz w:val="36"/>
-          <w:szCs w:val="36"/>
-          <w:lang w:val="en-US"/>
-        </w:rPr>
-        <w:t xml:space="preserve">  </w:t>
-      </w:r>
+        </w:rPr>
+      </w:pPr>
     </w:p>
     <w:p>
       <w:pPr>
         <w:ind w:firstLine="0"/>
+        <w:rPr>
+          <w:sz w:val="36"/>
+          <w:szCs w:val="36"/>
+          <w:lang w:val="en-US"/>
+        </w:rPr>
+      </w:pPr>
+      <w:proofErr w:type="gramStart"/>
+      <w:r>
+        <w:rPr>
+          <w:b/>
+          <w:sz w:val="32"/>
+          <w:szCs w:val="32"/>
+          <w:lang w:val="en-US"/>
+        </w:rPr>
+        <w:t>PD1500A</w:t>
+      </w:r>
+      <w:r>
+        <w:rPr>
+          <w:b/>
+          <w:lang w:val="en-US"/>
+        </w:rPr>
+        <w:t xml:space="preserve"> </w:t>
+      </w:r>
+      <w:r>
+        <w:rPr>
+          <w:lang w:val="en-US"/>
+        </w:rPr>
+        <w:t xml:space="preserve"> </w:t>
+      </w:r>
+      <w:r>
+        <w:rPr>
+          <w:sz w:val="32"/>
+          <w:szCs w:val="32"/>
+          <w:lang w:val="en-US"/>
+        </w:rPr>
+        <w:t>Dynamic</w:t>
+      </w:r>
+      <w:proofErr w:type="gramEnd"/>
+      <w:r>
+        <w:rPr>
+          <w:sz w:val="32"/>
+          <w:szCs w:val="32"/>
+          <w:lang w:val="en-US"/>
+        </w:rPr>
+        <w:t xml:space="preserve"> Power Device Analyzer/Double-Pulse Tester for discrete IGBT, </w:t>
+      </w:r>
+      <w:proofErr w:type="spellStart"/>
+      <w:r>
+        <w:rPr>
+          <w:sz w:val="32"/>
+          <w:szCs w:val="32"/>
+          <w:lang w:val="en-US"/>
+        </w:rPr>
+        <w:t>SiC</w:t>
+      </w:r>
+      <w:proofErr w:type="spellEnd"/>
+      <w:r>
+        <w:rPr>
+          <w:sz w:val="32"/>
+          <w:szCs w:val="32"/>
+          <w:lang w:val="en-US"/>
+        </w:rPr>
+        <w:t xml:space="preserve">, and </w:t>
+      </w:r>
+      <w:proofErr w:type="spellStart"/>
+      <w:r>
+        <w:rPr>
+          <w:sz w:val="32"/>
+          <w:szCs w:val="32"/>
+          <w:lang w:val="en-US"/>
+        </w:rPr>
+        <w:t>GaN</w:t>
+      </w:r>
+      <w:proofErr w:type="spellEnd"/>
+      <w:r>
+        <w:rPr>
+          <w:sz w:val="32"/>
+          <w:szCs w:val="32"/>
+          <w:lang w:val="en-US"/>
+        </w:rPr>
+        <w:t xml:space="preserve"> devices</w:t>
+      </w:r>
+      <w:r>
+        <w:rPr>
+          <w:sz w:val="36"/>
+          <w:szCs w:val="36"/>
+          <w:lang w:val="en-US"/>
+        </w:rPr>
+        <w:t xml:space="preserve"> </w:t>
+      </w:r>
+    </w:p>
+    <w:p>
+      <w:pPr>
+        <w:ind w:firstLine="0"/>
+        <w:rPr>
+          <w:sz w:val="36"/>
+          <w:szCs w:val="36"/>
+          <w:lang w:val="en-US"/>
+        </w:rPr>
       </w:pPr>
       <w:r>
         <w:rPr>
@@ -104,10 +121,10 @@
           <w:lang w:eastAsia="ru-RU"/>
         </w:rPr>
         <w:drawing>
-          <wp:inline distT="0" distB="0" distL="0" distR="0" wp14:anchorId="55932DA3" wp14:editId="0A4AB257">
-            <wp:extent cx="5071782" cy="5511800"/>
+          <wp:inline distT="0" distB="0" distL="0" distR="0" wp14:anchorId="6FA4E90F" wp14:editId="707E83F3">
+            <wp:extent cx="5905500" cy="8391333"/>
             <wp:effectExtent l="0" t="0" r="0" b="0"/>
-            <wp:docPr id="2" name="Рисунок 2"/>
+            <wp:docPr id="8" name="Рисунок 8"/>
             <wp:cNvGraphicFramePr>
               <a:graphicFrameLocks xmlns:a="http://schemas.openxmlformats.org/drawingml/2006/main" noChangeAspect="1"/>
             </wp:cNvGraphicFramePr>
@@ -127,7 +144,7 @@
                   <pic:spPr>
                     <a:xfrm>
                       <a:off x="0" y="0"/>
-                      <a:ext cx="5073582" cy="5513757"/>
+                      <a:ext cx="5901119" cy="8385108"/>
                     </a:xfrm>
                     <a:prstGeom prst="rect">
                       <a:avLst/>
@@ -140,21 +157,43 @@
         </w:drawing>
       </w:r>
     </w:p>
-    <w:p/>
+    <w:p>
+      <w:pPr>
+        <w:ind w:firstLine="0"/>
+        <w:rPr>
+          <w:sz w:val="36"/>
+          <w:szCs w:val="36"/>
+          <w:lang w:val="en-US"/>
+        </w:rPr>
+      </w:pPr>
+    </w:p>
+    <w:p>
+      <w:pPr>
+        <w:ind w:firstLine="0"/>
+        <w:rPr>
+          <w:sz w:val="36"/>
+          <w:szCs w:val="36"/>
+          <w:lang w:val="en-US"/>
+        </w:rPr>
+      </w:pPr>
+    </w:p>
     <w:p>
       <w:pPr>
         <w:ind w:firstLine="0"/>
       </w:pPr>
+      <w:bookmarkStart w:id="0" w:name="_GoBack"/>
+      <w:bookmarkEnd w:id="0"/>
       <w:r>
         <w:rPr>
           <w:noProof/>
           <w:lang w:eastAsia="ru-RU"/>
         </w:rPr>
+        <w:lastRenderedPageBreak/>
         <w:drawing>
-          <wp:inline distT="0" distB="0" distL="0" distR="0" wp14:anchorId="20CF85F1" wp14:editId="6F298A1E">
-            <wp:extent cx="6416261" cy="355600"/>
-            <wp:effectExtent l="0" t="0" r="3810" b="6350"/>
-            <wp:docPr id="1" name="Рисунок 1"/>
+          <wp:inline distT="0" distB="0" distL="0" distR="0" wp14:anchorId="104D9040" wp14:editId="0AA3B1A8">
+            <wp:extent cx="6645910" cy="1735453"/>
+            <wp:effectExtent l="0" t="0" r="2540" b="0"/>
+            <wp:docPr id="5" name="Рисунок 5"/>
             <wp:cNvGraphicFramePr>
               <a:graphicFrameLocks xmlns:a="http://schemas.openxmlformats.org/drawingml/2006/main" noChangeAspect="1"/>
             </wp:cNvGraphicFramePr>
@@ -174,52 +213,6 @@
                   <pic:spPr>
                     <a:xfrm>
                       <a:off x="0" y="0"/>
-                      <a:ext cx="6510618" cy="360829"/>
-                    </a:xfrm>
-                    <a:prstGeom prst="rect">
-                      <a:avLst/>
-                    </a:prstGeom>
-                  </pic:spPr>
-                </pic:pic>
-              </a:graphicData>
-            </a:graphic>
-          </wp:inline>
-        </w:drawing>
-      </w:r>
-    </w:p>
-    <w:p>
-      <w:pPr>
-        <w:ind w:firstLine="0"/>
-      </w:pPr>
-      <w:r>
-        <w:rPr>
-          <w:noProof/>
-          <w:lang w:eastAsia="ru-RU"/>
-        </w:rPr>
-        <w:drawing>
-          <wp:inline distT="0" distB="0" distL="0" distR="0" wp14:anchorId="104D9040" wp14:editId="0AA3B1A8">
-            <wp:extent cx="6645910" cy="1735453"/>
-            <wp:effectExtent l="0" t="0" r="2540" b="0"/>
-            <wp:docPr id="5" name="Рисунок 5"/>
-            <wp:cNvGraphicFramePr>
-              <a:graphicFrameLocks xmlns:a="http://schemas.openxmlformats.org/drawingml/2006/main" noChangeAspect="1"/>
-            </wp:cNvGraphicFramePr>
-            <a:graphic xmlns:a="http://schemas.openxmlformats.org/drawingml/2006/main">
-              <a:graphicData uri="http://schemas.openxmlformats.org/drawingml/2006/picture">
-                <pic:pic xmlns:pic="http://schemas.openxmlformats.org/drawingml/2006/picture">
-                  <pic:nvPicPr>
-                    <pic:cNvPr id="0" name=""/>
-                    <pic:cNvPicPr/>
-                  </pic:nvPicPr>
-                  <pic:blipFill>
-                    <a:blip r:embed="rId7"/>
-                    <a:stretch>
-                      <a:fillRect/>
-                    </a:stretch>
-                  </pic:blipFill>
-                  <pic:spPr>
-                    <a:xfrm>
-                      <a:off x="0" y="0"/>
                       <a:ext cx="6645910" cy="1735453"/>
                     </a:xfrm>
                     <a:prstGeom prst="rect">
@@ -472,12 +465,6 @@
         <w:gridCol w:w="1372"/>
       </w:tblGrid>
       <w:tr>
-        <w:tblPrEx>
-          <w:tblCellMar>
-            <w:top w:w="0" w:type="dxa"/>
-            <w:bottom w:w="0" w:type="dxa"/>
-          </w:tblCellMar>
-        </w:tblPrEx>
         <w:trPr>
           <w:trHeight w:val="101"/>
         </w:trPr>
@@ -557,12 +544,6 @@
         </w:tc>
       </w:tr>
       <w:tr>
-        <w:tblPrEx>
-          <w:tblCellMar>
-            <w:top w:w="0" w:type="dxa"/>
-            <w:bottom w:w="0" w:type="dxa"/>
-          </w:tblCellMar>
-        </w:tblPrEx>
         <w:trPr>
           <w:trHeight w:val="101"/>
         </w:trPr>
@@ -660,7 +641,6 @@
           <w:szCs w:val="32"/>
           <w:lang w:val="en-US"/>
         </w:rPr>
-        <w:lastRenderedPageBreak/>
         <w:t xml:space="preserve"> </w:t>
       </w:r>
       <w:proofErr w:type="gramStart"/>
@@ -752,7 +732,6 @@
       <w:pPr>
         <w:ind w:firstLine="0"/>
       </w:pPr>
-      <w:bookmarkStart w:id="0" w:name="_GoBack"/>
       <w:r>
         <w:rPr>
           <w:noProof/>
@@ -774,12 +753,12 @@
                     <pic:cNvPicPr/>
                   </pic:nvPicPr>
                   <pic:blipFill>
-                    <a:blip r:embed="rId8">
+                    <a:blip r:embed="rId7">
                       <a:grayscl/>
                       <a:extLst>
                         <a:ext uri="{BEBA8EAE-BF5A-486C-A8C5-ECC9F3942E4B}">
                           <a14:imgProps xmlns:a14="http://schemas.microsoft.com/office/drawing/2010/main">
-                            <a14:imgLayer r:embed="rId9">
+                            <a14:imgLayer r:embed="rId8">
                               <a14:imgEffect>
                                 <a14:sharpenSoften amount="65000"/>
                               </a14:imgEffect>
@@ -816,7 +795,6 @@
           </wp:inline>
         </w:drawing>
       </w:r>
-      <w:bookmarkEnd w:id="0"/>
     </w:p>
     <w:p>
       <w:pPr>
@@ -827,11 +805,58 @@
           <w:noProof/>
           <w:lang w:eastAsia="ru-RU"/>
         </w:rPr>
+        <w:lastRenderedPageBreak/>
         <w:drawing>
           <wp:inline distT="0" distB="0" distL="0" distR="0" wp14:anchorId="1A7DF9C3" wp14:editId="6DE36B21">
             <wp:extent cx="5626100" cy="311808"/>
             <wp:effectExtent l="0" t="0" r="0" b="0"/>
             <wp:docPr id="4" name="Рисунок 4"/>
+            <wp:cNvGraphicFramePr>
+              <a:graphicFrameLocks xmlns:a="http://schemas.openxmlformats.org/drawingml/2006/main" noChangeAspect="1"/>
+            </wp:cNvGraphicFramePr>
+            <a:graphic xmlns:a="http://schemas.openxmlformats.org/drawingml/2006/main">
+              <a:graphicData uri="http://schemas.openxmlformats.org/drawingml/2006/picture">
+                <pic:pic xmlns:pic="http://schemas.openxmlformats.org/drawingml/2006/picture">
+                  <pic:nvPicPr>
+                    <pic:cNvPr id="0" name=""/>
+                    <pic:cNvPicPr/>
+                  </pic:nvPicPr>
+                  <pic:blipFill>
+                    <a:blip r:embed="rId9"/>
+                    <a:stretch>
+                      <a:fillRect/>
+                    </a:stretch>
+                  </pic:blipFill>
+                  <pic:spPr>
+                    <a:xfrm>
+                      <a:off x="0" y="0"/>
+                      <a:ext cx="5708830" cy="316393"/>
+                    </a:xfrm>
+                    <a:prstGeom prst="rect">
+                      <a:avLst/>
+                    </a:prstGeom>
+                  </pic:spPr>
+                </pic:pic>
+              </a:graphicData>
+            </a:graphic>
+          </wp:inline>
+        </w:drawing>
+      </w:r>
+    </w:p>
+    <w:p>
+      <w:pPr>
+        <w:ind w:firstLine="0"/>
+      </w:pPr>
+      <w:r>
+        <w:rPr>
+          <w:noProof/>
+          <w:lang w:eastAsia="ru-RU"/>
+        </w:rPr>
+        <w:drawing>
+          <wp:inline distT="0" distB="0" distL="0" distR="0" wp14:anchorId="451559CC" wp14:editId="5F22C3DE">
+            <wp:extent cx="5867400" cy="1531601"/>
+            <wp:effectExtent l="0" t="0" r="0" b="0"/>
+            <wp:docPr id="6" name="Рисунок 6"/>
             <wp:cNvGraphicFramePr>
               <a:graphicFrameLocks xmlns:a="http://schemas.openxmlformats.org/drawingml/2006/main" noChangeAspect="1"/>
             </wp:cNvGraphicFramePr>
@@ -851,52 +876,6 @@
                   <pic:spPr>
                     <a:xfrm>
                       <a:off x="0" y="0"/>
-                      <a:ext cx="5708830" cy="316393"/>
-                    </a:xfrm>
-                    <a:prstGeom prst="rect">
-                      <a:avLst/>
-                    </a:prstGeom>
-                  </pic:spPr>
-                </pic:pic>
-              </a:graphicData>
-            </a:graphic>
-          </wp:inline>
-        </w:drawing>
-      </w:r>
-    </w:p>
-    <w:p>
-      <w:pPr>
-        <w:ind w:firstLine="0"/>
-      </w:pPr>
-      <w:r>
-        <w:rPr>
-          <w:noProof/>
-          <w:lang w:eastAsia="ru-RU"/>
-        </w:rPr>
-        <w:drawing>
-          <wp:inline distT="0" distB="0" distL="0" distR="0" wp14:anchorId="451559CC" wp14:editId="5F22C3DE">
-            <wp:extent cx="5867400" cy="1531601"/>
-            <wp:effectExtent l="0" t="0" r="0" b="0"/>
-            <wp:docPr id="6" name="Рисунок 6"/>
-            <wp:cNvGraphicFramePr>
-              <a:graphicFrameLocks xmlns:a="http://schemas.openxmlformats.org/drawingml/2006/main" noChangeAspect="1"/>
-            </wp:cNvGraphicFramePr>
-            <a:graphic xmlns:a="http://schemas.openxmlformats.org/drawingml/2006/main">
-              <a:graphicData uri="http://schemas.openxmlformats.org/drawingml/2006/picture">
-                <pic:pic xmlns:pic="http://schemas.openxmlformats.org/drawingml/2006/picture">
-                  <pic:nvPicPr>
-                    <pic:cNvPr id="0" name=""/>
-                    <pic:cNvPicPr/>
-                  </pic:nvPicPr>
-                  <pic:blipFill>
-                    <a:blip r:embed="rId7"/>
-                    <a:stretch>
-                      <a:fillRect/>
-                    </a:stretch>
-                  </pic:blipFill>
-                  <pic:spPr>
-                    <a:xfrm>
-                      <a:off x="0" y="0"/>
                       <a:ext cx="5859562" cy="1529555"/>
                     </a:xfrm>
                     <a:prstGeom prst="rect">
@@ -1149,12 +1128,6 @@
         <w:gridCol w:w="1372"/>
       </w:tblGrid>
       <w:tr>
-        <w:tblPrEx>
-          <w:tblCellMar>
-            <w:top w:w="0" w:type="dxa"/>
-            <w:bottom w:w="0" w:type="dxa"/>
-          </w:tblCellMar>
-        </w:tblPrEx>
         <w:trPr>
           <w:trHeight w:val="101"/>
         </w:trPr>
@@ -1234,12 +1207,6 @@
         </w:tc>
       </w:tr>
       <w:tr>
-        <w:tblPrEx>
-          <w:tblCellMar>
-            <w:top w:w="0" w:type="dxa"/>
-            <w:bottom w:w="0" w:type="dxa"/>
-          </w:tblCellMar>
-        </w:tblPrEx>
         <w:trPr>
           <w:trHeight w:val="101"/>
         </w:trPr>
@@ -1498,6 +1465,7 @@
   <w:style w:type="character" w:default="1" w:styleId="a0">
     <w:name w:val="Default Paragraph Font"/>
     <w:uiPriority w:val="1"/>
+    <w:semiHidden/>
     <w:unhideWhenUsed/>
   </w:style>
   <w:style w:type="table" w:default="1" w:styleId="a1">
@@ -1735,6 +1703,7 @@
   <w:style w:type="character" w:default="1" w:styleId="a0">
     <w:name w:val="Default Paragraph Font"/>
     <w:uiPriority w:val="1"/>
+    <w:semiHidden/>
     <w:unhideWhenUsed/>
   </w:style>
   <w:style w:type="table" w:default="1" w:styleId="a1">
